--- a/Ministry/Funding/CiC_Wabash_Pilot_OnePager_V0_1_DRAFT.docx
+++ b/Ministry/Funding/CiC_Wabash_Pilot_OnePager_V0_1_DRAFT.docx
@@ -255,7 +255,7 @@
         <w:spacing w:after="90"/>
       </w:pPr>
       <w:r>
-        <w:t xml:space="preserve">Built through a review-gated methodology (source reliability assessment, six-test gravity discovery, story-tier rules that forbid invention, adversarial testing before deployment); governed by a written constitution requiring visible uncertainty and forbidding persuasion; undergoing independent external scholarly review now. The full methodology is open to the partnering faculty — the system was built to be audited.</w:t>
+        <w:t xml:space="preserve">Built through a review-gated methodology (source reliability assessment, six-test gravity discovery, story-tier rules that forbid invention, adversarial testing before deployment); governed by a written constitution requiring visible uncertainty and forbidding persuasion; working toward independent external scholarly review, not yet funded. The full methodology is open to the partnering faculty — the system was built to be audited.</w:t>
       </w:r>
     </w:p>
     <w:p>
